--- a/2/实验2成果/系统测试计划.docx
+++ b/2/实验2成果/系统测试计划.docx
@@ -501,7 +501,7 @@
           <w:color w:val="243447"/>
           <w:sz w:val="21"/>
         </w:rPr>
-        <w:t>本计划规定键盘生产制造系统的测试范围、方法、环境、人员职责、进度、准入退出条件和测试管理方式。以工单、任务、报工、检验、返修、复检和SN追溯为主线，验证功能正确性、岗位权限及上机1提出的质量目标。计划覆盖12项功能需求和40项质量子特性，不将计划目标或历史测试记录表述为本次测试结果。</w:t>
+        <w:t>本计划规定键盘生产制造系统的测试范围、方法、环境、人员职责、进度、准入退出条件和测试管理方式。以工单、任务、报工、检验、返修、复检和SN追溯为主线，验证功能正确性、岗位权限及上机1提出的质量目标。计划覆盖12项功能需求和40项质量子特性，实际执行结果在系统测试报告中汇总。</w:t>
       </w:r>
     </w:p>
     <w:p>
@@ -2257,7 +2257,7 @@
           <w:color w:val="243447"/>
           <w:sz w:val="21"/>
         </w:rPr>
-        <w:t>导入“功能测试”和“质量专项”两个用例集，按需求文档标识建立覆盖。新建计划“Keyboard MES 系统测试计划 v1.0”和构建版本“LAB2-B01”，构建说明中填写实际代码与环境基线。将本轮可执行用例加入计划并分配执行人。条件未满足的专项单列未执行原因，不伪造通过。</w:t>
+        <w:t>导入“功能测试”和“质量专项”两个用例集，按需求文档标识建立覆盖。新建计划“Keyboard MES 系统测试计划 v1.0”和构建版本“LAB2-B01”，构建说明中填写实际代码与环境基线。将本轮可执行用例加入计划并分配执行人。条件未满足的专项记录为阻塞，并说明原因和所需条件。</w:t>
       </w:r>
     </w:p>
     <w:p>
@@ -4852,7 +4852,7 @@
           <w:color w:val="243447"/>
           <w:sz w:val="21"/>
         </w:rPr>
-        <w:t>待完成事项：为17项BLOCKED用例准备真实专项条件并补测；记录MES代码提交号和工作区状态；如课程要求正式评审，补充真实的评审意见、责任人和签字。未补测前，不将本轮描述为整体测试通过。</w:t>
+        <w:t>待完成事项：为17项BLOCKED用例准备专项条件并补测，补充MES代码版本和测试基线记录；正式评审时记录评审意见、责任人及签字，完成补测后重新评估退出条件。</w:t>
       </w:r>
     </w:p>
     <w:p>
